--- a/Fase 1/Evidencias Individuales/Sebastian_Zuñiga_1.1_APT122_AutoevaluacionCompetenciasFase1.docx
+++ b/Fase 1/Evidencias Individuales/Sebastian_Zuñiga_1.1_APT122_AutoevaluacionCompetenciasFase1.docx
@@ -1783,20 +1783,7 @@
           <w:tcPr/>
           <w:p>
             <w:pPr>
-              <w:keepNext w:val="0"/>
-              <w:keepLines w:val="0"/>
-              <w:pageBreakBefore w:val="0"/>
-              <w:widowControl w:val="1"/>
-              <w:pBdr>
-                <w:top w:space="0" w:sz="0" w:val="nil"/>
-                <w:left w:space="0" w:sz="0" w:val="nil"/>
-                <w:bottom w:space="0" w:sz="0" w:val="nil"/>
-                <w:right w:space="0" w:sz="0" w:val="nil"/>
-                <w:between w:space="0" w:sz="0" w:val="nil"/>
-              </w:pBdr>
-              <w:shd w:fill="auto" w:val="clear"/>
-              <w:spacing w:after="160" w:before="0" w:line="259" w:lineRule="auto"/>
-              <w:ind w:left="0" w:right="0" w:firstLine="0"/>
+              <w:spacing w:after="160" w:line="259" w:lineRule="auto"/>
               <w:jc w:val="both"/>
               <w:rPr>
                 <w:rFonts w:ascii="Calibri" w:cs="Calibri" w:eastAsia="Calibri" w:hAnsi="Calibri"/>
@@ -1814,6 +1801,15 @@
                 <w:vertAlign w:val="baseline"/>
               </w:rPr>
             </w:pPr>
+            <w:r>
+              <w:rPr>
+                <w:color w:val="767171"/>
+                <w:sz w:val="24"/>
+                <w:szCs w:val="24"/>
+                <w:rtl w:val="0"/>
+              </w:rPr>
+              <w:t xml:space="preserve">Ingeniería en Informática</w:t>
+            </w:r>
             <w:r>
               <w:rPr>
                 <w:rtl w:val="0"/>
@@ -2061,7 +2057,7 @@
     <w:tbl>
       <w:tblPr>
         <w:tblStyle w:val="Table3"/>
-        <w:tblW w:w="9923.0" w:type="dxa"/>
+        <w:tblW w:w="9915.0" w:type="dxa"/>
         <w:jc w:val="center"/>
         <w:tblBorders>
           <w:top w:color="bfbfbf" w:space="0" w:sz="4" w:val="single"/>
@@ -2075,22 +2071,22 @@
         <w:tblLook w:val="0400"/>
       </w:tblPr>
       <w:tblGrid>
-        <w:gridCol w:w="1931"/>
-        <w:gridCol w:w="1017"/>
-        <w:gridCol w:w="926"/>
-        <w:gridCol w:w="1055"/>
-        <w:gridCol w:w="1187"/>
-        <w:gridCol w:w="1250"/>
-        <w:gridCol w:w="2557"/>
+        <w:gridCol w:w="1935"/>
+        <w:gridCol w:w="1005"/>
+        <w:gridCol w:w="945"/>
+        <w:gridCol w:w="1050"/>
+        <w:gridCol w:w="1185"/>
+        <w:gridCol w:w="1245"/>
+        <w:gridCol w:w="2550"/>
         <w:tblGridChange w:id="0">
           <w:tblGrid>
-            <w:gridCol w:w="1931"/>
-            <w:gridCol w:w="1017"/>
-            <w:gridCol w:w="926"/>
-            <w:gridCol w:w="1055"/>
-            <w:gridCol w:w="1187"/>
-            <w:gridCol w:w="1250"/>
-            <w:gridCol w:w="2557"/>
+            <w:gridCol w:w="1935"/>
+            <w:gridCol w:w="1005"/>
+            <w:gridCol w:w="945"/>
+            <w:gridCol w:w="1050"/>
+            <w:gridCol w:w="1185"/>
+            <w:gridCol w:w="1245"/>
+            <w:gridCol w:w="2550"/>
           </w:tblGrid>
         </w:tblGridChange>
       </w:tblGrid>
@@ -2404,21 +2400,75 @@
             <w:pPr>
               <w:jc w:val="center"/>
               <w:rPr>
-                <w:b w:val="1"/>
-                <w:bCs w:val="1"/>
-                <w:sz w:val="18"/>
-                <w:szCs w:val="18"/>
-              </w:rPr>
-            </w:pPr>
-            <w:r>
-              <w:rPr>
-                <w:b w:val="1"/>
-                <w:bCs w:val="1"/>
-                <w:sz w:val="18"/>
-                <w:szCs w:val="18"/>
-                <w:rtl w:val="0"/>
-              </w:rPr>
-              <w:t xml:space="preserve">PROGRAMACIÓN DE SOFTWARE</w:t>
+                <w:rFonts w:ascii="Arial" w:cs="Arial" w:eastAsia="Arial" w:hAnsi="Arial"/>
+                <w:sz w:val="18"/>
+                <w:szCs w:val="18"/>
+              </w:rPr>
+            </w:pPr>
+            <w:r>
+              <w:rPr>
+                <w:rFonts w:ascii="Arial" w:cs="Arial" w:eastAsia="Arial" w:hAnsi="Arial"/>
+                <w:b w:val="1"/>
+                <w:bCs w:val="1"/>
+                <w:sz w:val="18"/>
+                <w:szCs w:val="18"/>
+                <w:rtl w:val="0"/>
+              </w:rPr>
+              <w:t xml:space="preserve">Pruebas de Certificación y Buenas Prácticas:</w:t>
+            </w:r>
+            <w:r>
+              <w:rPr>
+                <w:rFonts w:ascii="Arial" w:cs="Arial" w:eastAsia="Arial" w:hAnsi="Arial"/>
+                <w:sz w:val="18"/>
+                <w:szCs w:val="18"/>
+                <w:rtl w:val="0"/>
+              </w:rPr>
+              <w:t xml:space="preserve"> Capacidad para </w:t>
+            </w:r>
+            <w:r>
+              <w:rPr>
+                <w:rFonts w:ascii="Arial" w:cs="Arial" w:eastAsia="Arial" w:hAnsi="Arial"/>
+                <w:b w:val="1"/>
+                <w:bCs w:val="1"/>
+                <w:sz w:val="18"/>
+                <w:szCs w:val="18"/>
+                <w:rtl w:val="0"/>
+              </w:rPr>
+              <w:t xml:space="preserve">diseñar planes de pruebas y automatizar tests</w:t>
+            </w:r>
+            <w:r>
+              <w:rPr>
+                <w:rFonts w:ascii="Arial" w:cs="Arial" w:eastAsia="Arial" w:hAnsi="Arial"/>
+                <w:sz w:val="18"/>
+                <w:szCs w:val="18"/>
+                <w:rtl w:val="0"/>
+              </w:rPr>
+              <w:t xml:space="preserve"> bajo </w:t>
+            </w:r>
+            <w:r>
+              <w:rPr>
+                <w:rFonts w:ascii="Arial" w:cs="Arial" w:eastAsia="Arial" w:hAnsi="Arial"/>
+                <w:b w:val="1"/>
+                <w:bCs w:val="1"/>
+                <w:sz w:val="18"/>
+                <w:szCs w:val="18"/>
+                <w:rtl w:val="0"/>
+              </w:rPr>
+              <w:t xml:space="preserve">normas internacionales (ISO/IEC)</w:t>
+            </w:r>
+            <w:r>
+              <w:rPr>
+                <w:rFonts w:ascii="Arial" w:cs="Arial" w:eastAsia="Arial" w:hAnsi="Arial"/>
+                <w:sz w:val="18"/>
+                <w:szCs w:val="18"/>
+                <w:rtl w:val="0"/>
+              </w:rPr>
+              <w:t xml:space="preserve">, asegurando la calidad y el correcto funcionamiento del software antes de su entrega o producción. </w:t>
+            </w:r>
+            <w:r>
+              <w:rPr>
+                <w:rtl w:val="0"/>
+              </w:rPr>
             </w:r>
           </w:p>
         </w:tc>
@@ -2526,23 +2576,21 @@
           <w:tcPr/>
           <w:p>
             <w:pPr>
-              <w:jc w:val="center"/>
-              <w:rPr>
-                <w:b w:val="1"/>
-                <w:bCs w:val="1"/>
-                <w:sz w:val="18"/>
-                <w:szCs w:val="18"/>
-              </w:rPr>
-            </w:pPr>
-            <w:r>
-              <w:rPr>
-                <w:b w:val="1"/>
-                <w:bCs w:val="1"/>
-                <w:sz w:val="18"/>
-                <w:szCs w:val="18"/>
-                <w:rtl w:val="0"/>
-              </w:rPr>
-              <w:t xml:space="preserve">Dentro de todas las certificaciones podría decir que esta es la que más me gusta y se adapta a mis intereses futuros laborales poseo dominio aceptable en la parte del frontend, html, SSC y java. </w:t>
+              <w:jc w:val="both"/>
+              <w:rPr>
+                <w:rFonts w:ascii="Arial" w:cs="Arial" w:eastAsia="Arial" w:hAnsi="Arial"/>
+                <w:sz w:val="18"/>
+                <w:szCs w:val="18"/>
+              </w:rPr>
+            </w:pPr>
+            <w:r>
+              <w:rPr>
+                <w:rFonts w:ascii="Arial" w:cs="Arial" w:eastAsia="Arial" w:hAnsi="Arial"/>
+                <w:sz w:val="18"/>
+                <w:szCs w:val="18"/>
+                <w:rtl w:val="0"/>
+              </w:rPr>
+              <w:t xml:space="preserve">Poseo los conocimientos centrales para diseñar planes de pruebas funcionales y asegurar la calidad básica del software. Sin embargo, reconozco que necesito profundizar en la automatización avanzada de tests y repasar la aplicación rigurosa de las normas internacionales ISO/IEC para consolidar un dominio óptimo de la competencia. </w:t>
             </w:r>
           </w:p>
         </w:tc>
@@ -2559,21 +2607,90 @@
             <w:pPr>
               <w:jc w:val="center"/>
               <w:rPr>
-                <w:b w:val="1"/>
-                <w:bCs w:val="1"/>
-                <w:sz w:val="18"/>
-                <w:szCs w:val="18"/>
-              </w:rPr>
-            </w:pPr>
-            <w:r>
-              <w:rPr>
-                <w:b w:val="1"/>
-                <w:bCs w:val="1"/>
-                <w:sz w:val="18"/>
-                <w:szCs w:val="18"/>
-                <w:rtl w:val="0"/>
-              </w:rPr>
-              <w:t xml:space="preserve">CALIDAD DE SOFTWARE </w:t>
+                <w:rFonts w:ascii="Arial" w:cs="Arial" w:eastAsia="Arial" w:hAnsi="Arial"/>
+                <w:sz w:val="18"/>
+                <w:szCs w:val="18"/>
+              </w:rPr>
+            </w:pPr>
+            <w:r>
+              <w:rPr>
+                <w:rFonts w:ascii="Arial" w:cs="Arial" w:eastAsia="Arial" w:hAnsi="Arial"/>
+                <w:b w:val="1"/>
+                <w:bCs w:val="1"/>
+                <w:sz w:val="18"/>
+                <w:szCs w:val="18"/>
+                <w:rtl w:val="0"/>
+              </w:rPr>
+              <w:t xml:space="preserve">Gestión de Proyectos Informáticos:</w:t>
+            </w:r>
+            <w:r>
+              <w:rPr>
+                <w:rFonts w:ascii="Arial" w:cs="Arial" w:eastAsia="Arial" w:hAnsi="Arial"/>
+                <w:sz w:val="18"/>
+                <w:szCs w:val="18"/>
+                <w:rtl w:val="0"/>
+              </w:rPr>
+              <w:t xml:space="preserve"> Capacidad para </w:t>
+            </w:r>
+            <w:r>
+              <w:rPr>
+                <w:rFonts w:ascii="Arial" w:cs="Arial" w:eastAsia="Arial" w:hAnsi="Arial"/>
+                <w:b w:val="1"/>
+                <w:bCs w:val="1"/>
+                <w:sz w:val="18"/>
+                <w:szCs w:val="18"/>
+                <w:rtl w:val="0"/>
+              </w:rPr>
+              <w:t xml:space="preserve">liderar equipos de trabajo</w:t>
+            </w:r>
+            <w:r>
+              <w:rPr>
+                <w:rFonts w:ascii="Arial" w:cs="Arial" w:eastAsia="Arial" w:hAnsi="Arial"/>
+                <w:sz w:val="18"/>
+                <w:szCs w:val="18"/>
+                <w:rtl w:val="0"/>
+              </w:rPr>
+              <w:t xml:space="preserve"> bajo </w:t>
+            </w:r>
+            <w:r>
+              <w:rPr>
+                <w:rFonts w:ascii="Arial" w:cs="Arial" w:eastAsia="Arial" w:hAnsi="Arial"/>
+                <w:b w:val="1"/>
+                <w:bCs w:val="1"/>
+                <w:sz w:val="18"/>
+                <w:szCs w:val="18"/>
+                <w:rtl w:val="0"/>
+              </w:rPr>
+              <w:t xml:space="preserve">metodologías ágiles (Scrum) y tradicionales (PMBOK)</w:t>
+            </w:r>
+            <w:r>
+              <w:rPr>
+                <w:rFonts w:ascii="Arial" w:cs="Arial" w:eastAsia="Arial" w:hAnsi="Arial"/>
+                <w:sz w:val="18"/>
+                <w:szCs w:val="18"/>
+                <w:rtl w:val="0"/>
+              </w:rPr>
+              <w:t xml:space="preserve">, evaluando la </w:t>
+            </w:r>
+            <w:r>
+              <w:rPr>
+                <w:rFonts w:ascii="Arial" w:cs="Arial" w:eastAsia="Arial" w:hAnsi="Arial"/>
+                <w:b w:val="1"/>
+                <w:bCs w:val="1"/>
+                <w:sz w:val="18"/>
+                <w:szCs w:val="18"/>
+                <w:rtl w:val="0"/>
+              </w:rPr>
+              <w:t xml:space="preserve">viabilidad técnica y económica</w:t>
+            </w:r>
+            <w:r>
+              <w:rPr>
+                <w:rFonts w:ascii="Arial" w:cs="Arial" w:eastAsia="Arial" w:hAnsi="Arial"/>
+                <w:sz w:val="18"/>
+                <w:szCs w:val="18"/>
+                <w:rtl w:val="0"/>
+              </w:rPr>
+              <w:t xml:space="preserve"> de proyectos para respaldar la toma de decisiones gerenciales. </w:t>
             </w:r>
           </w:p>
         </w:tc>
@@ -2610,6 +2727,25 @@
             </w:pPr>
             <w:r>
               <w:rPr>
+                <w:rtl w:val="0"/>
+              </w:rPr>
+            </w:r>
+          </w:p>
+        </w:tc>
+        <w:tc>
+          <w:tcPr/>
+          <w:p>
+            <w:pPr>
+              <w:jc w:val="center"/>
+              <w:rPr>
+                <w:b w:val="1"/>
+                <w:bCs w:val="1"/>
+                <w:sz w:val="18"/>
+                <w:szCs w:val="18"/>
+              </w:rPr>
+            </w:pPr>
+            <w:r>
+              <w:rPr>
                 <w:b w:val="1"/>
                 <w:bCs w:val="1"/>
                 <w:sz w:val="18"/>
@@ -2662,82 +2798,21 @@
           <w:tcPr/>
           <w:p>
             <w:pPr>
-              <w:jc w:val="center"/>
-              <w:rPr>
-                <w:b w:val="1"/>
-                <w:bCs w:val="1"/>
-                <w:sz w:val="18"/>
-                <w:szCs w:val="18"/>
-              </w:rPr>
-            </w:pPr>
-            <w:r>
-              <w:rPr>
-                <w:rtl w:val="0"/>
-              </w:rPr>
-            </w:r>
-          </w:p>
-        </w:tc>
-        <w:tc>
-          <w:tcPr/>
-          <w:p>
-            <w:pPr>
-              <w:jc w:val="center"/>
-              <w:rPr>
-                <w:b w:val="1"/>
-                <w:bCs w:val="1"/>
-                <w:sz w:val="18"/>
-                <w:szCs w:val="18"/>
-              </w:rPr>
-            </w:pPr>
-            <w:r>
-              <w:rPr>
-                <w:b w:val="1"/>
-                <w:bCs w:val="1"/>
-                <w:sz w:val="18"/>
-                <w:szCs w:val="18"/>
-                <w:rtl w:val="0"/>
-              </w:rPr>
-              <w:t xml:space="preserve">Me </w:t>
-            </w:r>
-            <w:r>
-              <w:rPr>
-                <w:b w:val="1"/>
-                <w:bCs w:val="1"/>
-                <w:sz w:val="18"/>
-                <w:szCs w:val="18"/>
-                <w:rtl w:val="0"/>
-              </w:rPr>
-              <w:t xml:space="preserve">gustan calidad</w:t>
-            </w:r>
-            <w:r>
-              <w:rPr>
-                <w:b w:val="1"/>
-                <w:bCs w:val="1"/>
-                <w:sz w:val="18"/>
-                <w:szCs w:val="18"/>
-                <w:rtl w:val="0"/>
-              </w:rPr>
-              <w:t xml:space="preserve"> </w:t>
-            </w:r>
-            <w:r>
-              <w:rPr>
-                <w:b w:val="1"/>
-                <w:bCs w:val="1"/>
-                <w:sz w:val="18"/>
-                <w:szCs w:val="18"/>
-                <w:rtl w:val="0"/>
-              </w:rPr>
-              <w:t xml:space="preserve">de software</w:t>
-            </w:r>
-            <w:r>
-              <w:rPr>
-                <w:b w:val="1"/>
-                <w:bCs w:val="1"/>
-                <w:sz w:val="18"/>
-                <w:szCs w:val="18"/>
-                <w:rtl w:val="0"/>
-              </w:rPr>
-              <w:t xml:space="preserve">, las etapas de planificar, ejecutar y verificar que un proyecto informático se lleve a cabo y cumpla con los estándares de funcionalidad, seguridad y rendimiento. Siento que tengo buen dominio.</w:t>
+              <w:jc w:val="both"/>
+              <w:rPr>
+                <w:rFonts w:ascii="Arial" w:cs="Arial" w:eastAsia="Arial" w:hAnsi="Arial"/>
+                <w:sz w:val="18"/>
+                <w:szCs w:val="18"/>
+              </w:rPr>
+            </w:pPr>
+            <w:r>
+              <w:rPr>
+                <w:rFonts w:ascii="Arial" w:cs="Arial" w:eastAsia="Arial" w:hAnsi="Arial"/>
+                <w:sz w:val="18"/>
+                <w:szCs w:val="18"/>
+                <w:rtl w:val="0"/>
+              </w:rPr>
+              <w:t xml:space="preserve">Comprendo los fundamentos de las metodologías ágiles y tradicionales para la gestión de proyectos informáticos. Logro identificar los aspectos centrales para evaluar la viabilidad de una solución, pero reconozco que aún requiero reforzar y profundizar mis habilidades en el liderazgo de equipos y en el análisis financiero complejo para respaldar decisiones gerenciales con mayor seguridad. </w:t>
             </w:r>
           </w:p>
         </w:tc>
@@ -2754,21 +2829,70 @@
             <w:pPr>
               <w:jc w:val="center"/>
               <w:rPr>
-                <w:b w:val="1"/>
-                <w:bCs w:val="1"/>
-                <w:sz w:val="18"/>
-                <w:szCs w:val="18"/>
-              </w:rPr>
-            </w:pPr>
-            <w:r>
-              <w:rPr>
-                <w:b w:val="1"/>
-                <w:bCs w:val="1"/>
-                <w:sz w:val="18"/>
-                <w:szCs w:val="18"/>
-                <w:rtl w:val="0"/>
-              </w:rPr>
-              <w:t xml:space="preserve">INTELIGENCIA DE NEGOCIOS </w:t>
+                <w:rFonts w:ascii="Arial" w:cs="Arial" w:eastAsia="Arial" w:hAnsi="Arial"/>
+                <w:sz w:val="18"/>
+                <w:szCs w:val="18"/>
+              </w:rPr>
+            </w:pPr>
+            <w:r>
+              <w:rPr>
+                <w:rFonts w:ascii="Arial" w:cs="Arial" w:eastAsia="Arial" w:hAnsi="Arial"/>
+                <w:b w:val="1"/>
+                <w:bCs w:val="1"/>
+                <w:sz w:val="18"/>
+                <w:szCs w:val="18"/>
+                <w:rtl w:val="0"/>
+              </w:rPr>
+              <w:t xml:space="preserve">Construcción de Modelos de Datos Escalables:</w:t>
+            </w:r>
+            <w:r>
+              <w:rPr>
+                <w:rFonts w:ascii="Arial" w:cs="Arial" w:eastAsia="Arial" w:hAnsi="Arial"/>
+                <w:sz w:val="18"/>
+                <w:szCs w:val="18"/>
+                <w:rtl w:val="0"/>
+              </w:rPr>
+              <w:t xml:space="preserve"> Capacidad para </w:t>
+            </w:r>
+            <w:r>
+              <w:rPr>
+                <w:rFonts w:ascii="Arial" w:cs="Arial" w:eastAsia="Arial" w:hAnsi="Arial"/>
+                <w:b w:val="1"/>
+                <w:bCs w:val="1"/>
+                <w:sz w:val="18"/>
+                <w:szCs w:val="18"/>
+                <w:rtl w:val="0"/>
+              </w:rPr>
+              <w:t xml:space="preserve">diseñar estructuras de almacenamiento eficientes (Relacionales y NoSQL)</w:t>
+            </w:r>
+            <w:r>
+              <w:rPr>
+                <w:rFonts w:ascii="Arial" w:cs="Arial" w:eastAsia="Arial" w:hAnsi="Arial"/>
+                <w:sz w:val="18"/>
+                <w:szCs w:val="18"/>
+                <w:rtl w:val="0"/>
+              </w:rPr>
+              <w:t xml:space="preserve">, preparadas para soportar </w:t>
+            </w:r>
+            <w:r>
+              <w:rPr>
+                <w:rFonts w:ascii="Arial" w:cs="Arial" w:eastAsia="Arial" w:hAnsi="Arial"/>
+                <w:b w:val="1"/>
+                <w:bCs w:val="1"/>
+                <w:sz w:val="18"/>
+                <w:szCs w:val="18"/>
+                <w:rtl w:val="0"/>
+              </w:rPr>
+              <w:t xml:space="preserve">grandes volúmenes de información en la nube (Cloud)</w:t>
+            </w:r>
+            <w:r>
+              <w:rPr>
+                <w:rFonts w:ascii="Arial" w:cs="Arial" w:eastAsia="Arial" w:hAnsi="Arial"/>
+                <w:sz w:val="18"/>
+                <w:szCs w:val="18"/>
+                <w:rtl w:val="0"/>
+              </w:rPr>
+              <w:t xml:space="preserve"> asegurando su rendimiento y crecimiento en el tiempo.. </w:t>
             </w:r>
           </w:p>
         </w:tc>
@@ -2876,23 +3000,57 @@
           <w:tcPr/>
           <w:p>
             <w:pPr>
-              <w:jc w:val="left"/>
-              <w:rPr>
-                <w:b w:val="1"/>
-                <w:bCs w:val="1"/>
-                <w:sz w:val="18"/>
-                <w:szCs w:val="18"/>
-              </w:rPr>
-            </w:pPr>
-            <w:r>
-              <w:rPr>
-                <w:b w:val="1"/>
-                <w:bCs w:val="1"/>
-                <w:sz w:val="18"/>
-                <w:szCs w:val="18"/>
-                <w:rtl w:val="0"/>
-              </w:rPr>
-              <w:t xml:space="preserve">       Posiblemente tengo dominio insuficiente, no me atrae ni facina mucho esta área de la informática, bases de datos no es lo mio </w:t>
+              <w:jc w:val="both"/>
+              <w:rPr>
+                <w:rFonts w:ascii="Arial" w:cs="Arial" w:eastAsia="Arial" w:hAnsi="Arial"/>
+                <w:sz w:val="18"/>
+                <w:szCs w:val="18"/>
+              </w:rPr>
+            </w:pPr>
+            <w:r>
+              <w:rPr>
+                <w:rFonts w:ascii="Arial" w:cs="Arial" w:eastAsia="Arial" w:hAnsi="Arial"/>
+                <w:sz w:val="18"/>
+                <w:szCs w:val="18"/>
+                <w:rtl w:val="0"/>
+              </w:rPr>
+              <w:t xml:space="preserve">Manejo algunos conceptos de manera aislada sobre el diseño de bases de datos relacionales y NoSQL. Sin embargo, reconozco que </w:t>
+            </w:r>
+            <w:r>
+              <w:rPr>
+                <w:rFonts w:ascii="Arial" w:cs="Arial" w:eastAsia="Arial" w:hAnsi="Arial"/>
+                <w:sz w:val="18"/>
+                <w:szCs w:val="18"/>
+                <w:rtl w:val="0"/>
+              </w:rPr>
+              <w:t xml:space="preserve">presento</w:t>
+            </w:r>
+            <w:r>
+              <w:rPr>
+                <w:rFonts w:ascii="Arial" w:cs="Arial" w:eastAsia="Arial" w:hAnsi="Arial"/>
+                <w:sz w:val="18"/>
+                <w:szCs w:val="18"/>
+                <w:rtl w:val="0"/>
+              </w:rPr>
+              <w:t xml:space="preserve"> debilidades críticas al estructurar almacenamientos masivos o arquitecturas escalables en la nube (Cloud), por lo que </w:t>
+            </w:r>
+            <w:r>
+              <w:rPr>
+                <w:rFonts w:ascii="Arial" w:cs="Arial" w:eastAsia="Arial" w:hAnsi="Arial"/>
+                <w:sz w:val="18"/>
+                <w:szCs w:val="18"/>
+                <w:rtl w:val="0"/>
+              </w:rPr>
+              <w:t xml:space="preserve">requiero</w:t>
+            </w:r>
+            <w:r>
+              <w:rPr>
+                <w:rFonts w:ascii="Arial" w:cs="Arial" w:eastAsia="Arial" w:hAnsi="Arial"/>
+                <w:sz w:val="18"/>
+                <w:szCs w:val="18"/>
+                <w:rtl w:val="0"/>
+              </w:rPr>
+              <w:t xml:space="preserve"> un reforzamiento prioritario y sistemático en esta área para alcanzar los requerimientos de la organización. </w:t>
             </w:r>
           </w:p>
         </w:tc>
@@ -2909,21 +3067,70 @@
             <w:pPr>
               <w:jc w:val="center"/>
               <w:rPr>
-                <w:b w:val="1"/>
-                <w:bCs w:val="1"/>
-                <w:sz w:val="18"/>
-                <w:szCs w:val="18"/>
-              </w:rPr>
-            </w:pPr>
-            <w:r>
-              <w:rPr>
-                <w:b w:val="1"/>
-                <w:bCs w:val="1"/>
-                <w:sz w:val="18"/>
-                <w:szCs w:val="18"/>
-                <w:rtl w:val="0"/>
-              </w:rPr>
-              <w:t xml:space="preserve">ANÁLISIS Y DESARROLLO DE MODELOS DE DATOS </w:t>
+                <w:rFonts w:ascii="Arial" w:cs="Arial" w:eastAsia="Arial" w:hAnsi="Arial"/>
+                <w:sz w:val="18"/>
+                <w:szCs w:val="18"/>
+              </w:rPr>
+            </w:pPr>
+            <w:r>
+              <w:rPr>
+                <w:rFonts w:ascii="Arial" w:cs="Arial" w:eastAsia="Arial" w:hAnsi="Arial"/>
+                <w:b w:val="1"/>
+                <w:bCs w:val="1"/>
+                <w:sz w:val="18"/>
+                <w:szCs w:val="18"/>
+                <w:rtl w:val="0"/>
+              </w:rPr>
+              <w:t xml:space="preserve">Desarrollo de Soluciones de Software Sistematizadas:</w:t>
+            </w:r>
+            <w:r>
+              <w:rPr>
+                <w:rFonts w:ascii="Arial" w:cs="Arial" w:eastAsia="Arial" w:hAnsi="Arial"/>
+                <w:sz w:val="18"/>
+                <w:szCs w:val="18"/>
+                <w:rtl w:val="0"/>
+              </w:rPr>
+              <w:t xml:space="preserve"> Capacidad para </w:t>
+            </w:r>
+            <w:r>
+              <w:rPr>
+                <w:rFonts w:ascii="Arial" w:cs="Arial" w:eastAsia="Arial" w:hAnsi="Arial"/>
+                <w:b w:val="1"/>
+                <w:bCs w:val="1"/>
+                <w:sz w:val="18"/>
+                <w:szCs w:val="18"/>
+                <w:rtl w:val="0"/>
+              </w:rPr>
+              <w:t xml:space="preserve">construir aplicaciones (Full Stack)</w:t>
+            </w:r>
+            <w:r>
+              <w:rPr>
+                <w:rFonts w:ascii="Arial" w:cs="Arial" w:eastAsia="Arial" w:hAnsi="Arial"/>
+                <w:sz w:val="18"/>
+                <w:szCs w:val="18"/>
+                <w:rtl w:val="0"/>
+              </w:rPr>
+              <w:t xml:space="preserve"> aplicando </w:t>
+            </w:r>
+            <w:r>
+              <w:rPr>
+                <w:rFonts w:ascii="Arial" w:cs="Arial" w:eastAsia="Arial" w:hAnsi="Arial"/>
+                <w:b w:val="1"/>
+                <w:bCs w:val="1"/>
+                <w:sz w:val="18"/>
+                <w:szCs w:val="18"/>
+                <w:rtl w:val="0"/>
+              </w:rPr>
+              <w:t xml:space="preserve">patrones de diseño, control de versiones (Git) y prácticas DevOps</w:t>
+            </w:r>
+            <w:r>
+              <w:rPr>
+                <w:rFonts w:ascii="Arial" w:cs="Arial" w:eastAsia="Arial" w:hAnsi="Arial"/>
+                <w:sz w:val="18"/>
+                <w:szCs w:val="18"/>
+                <w:rtl w:val="0"/>
+              </w:rPr>
+              <w:t xml:space="preserve">, asegurando que el software sea robustas, fácil de mantener y escalable en el futuro. </w:t>
             </w:r>
           </w:p>
         </w:tc>
@@ -2960,8 +3167,13 @@
             </w:pPr>
             <w:r>
               <w:rPr>
-                <w:rtl w:val="0"/>
-              </w:rPr>
+                <w:b w:val="1"/>
+                <w:bCs w:val="1"/>
+                <w:sz w:val="18"/>
+                <w:szCs w:val="18"/>
+                <w:rtl w:val="0"/>
+              </w:rPr>
+              <w:t xml:space="preserve">x</w:t>
             </w:r>
           </w:p>
         </w:tc>
@@ -2998,13 +3210,8 @@
             </w:pPr>
             <w:r>
               <w:rPr>
-                <w:b w:val="1"/>
-                <w:bCs w:val="1"/>
-                <w:sz w:val="18"/>
-                <w:szCs w:val="18"/>
-                <w:rtl w:val="0"/>
-              </w:rPr>
-              <w:t xml:space="preserve">x</w:t>
+                <w:rtl w:val="0"/>
+              </w:rPr>
             </w:r>
           </w:p>
         </w:tc>
@@ -3031,23 +3238,39 @@
           <w:tcPr/>
           <w:p>
             <w:pPr>
-              <w:jc w:val="center"/>
-              <w:rPr>
-                <w:b w:val="1"/>
-                <w:bCs w:val="1"/>
-                <w:sz w:val="18"/>
-                <w:szCs w:val="18"/>
-              </w:rPr>
-            </w:pPr>
-            <w:r>
-              <w:rPr>
-                <w:b w:val="1"/>
-                <w:bCs w:val="1"/>
-                <w:sz w:val="18"/>
-                <w:szCs w:val="18"/>
-                <w:rtl w:val="0"/>
-              </w:rPr>
-              <w:t xml:space="preserve">Todo lo que respecta desde modelamiento de bases de datos hasta la programación lo considero lo más complicado, incluso podría decir que es lo que  menos me gusta y considero que es lo que menos me agrada para desarrollarme en ámbitos laborales</w:t>
+              <w:jc w:val="both"/>
+              <w:rPr>
+                <w:rFonts w:ascii="Arial" w:cs="Arial" w:eastAsia="Arial" w:hAnsi="Arial"/>
+                <w:sz w:val="18"/>
+                <w:szCs w:val="18"/>
+              </w:rPr>
+            </w:pPr>
+            <w:r>
+              <w:rPr>
+                <w:rFonts w:ascii="Arial" w:cs="Arial" w:eastAsia="Arial" w:hAnsi="Arial"/>
+                <w:sz w:val="18"/>
+                <w:szCs w:val="18"/>
+                <w:rtl w:val="0"/>
+              </w:rPr>
+              <w:t xml:space="preserve">Poseo un muy buen dominio en la construcción de aplicaciones Full Stack utilizando de manera eficiente patrones de diseño y herramientas de control de versiones como Git. Cuento con las capacidades centrales completamente desarrolladas, </w:t>
+            </w:r>
+            <w:r>
+              <w:rPr>
+                <w:rFonts w:ascii="Arial" w:cs="Arial" w:eastAsia="Arial" w:hAnsi="Arial"/>
+                <w:sz w:val="18"/>
+                <w:szCs w:val="18"/>
+                <w:rtl w:val="0"/>
+              </w:rPr>
+              <w:t xml:space="preserve">restándome únicamente</w:t>
+            </w:r>
+            <w:r>
+              <w:rPr>
+                <w:rFonts w:ascii="Arial" w:cs="Arial" w:eastAsia="Arial" w:hAnsi="Arial"/>
+                <w:sz w:val="18"/>
+                <w:szCs w:val="18"/>
+                <w:rtl w:val="0"/>
+              </w:rPr>
+              <w:t xml:space="preserve"> consolidar y perfeccionar algunos aspectos avanzados en la integración de prácticas DevOps para alcanzar la excelencia en la competencia. </w:t>
             </w:r>
           </w:p>
         </w:tc>
@@ -3055,7 +3278,6 @@
       <w:tr>
         <w:trPr>
           <w:cantSplit w:val="0"/>
-          <w:trHeight w:val="893.90625" w:hRule="atLeast"/>
           <w:tblHeader w:val="0"/>
         </w:trPr>
         <w:tc>
@@ -3072,13 +3294,8 @@
             </w:pPr>
             <w:r>
               <w:rPr>
-                <w:b w:val="1"/>
-                <w:bCs w:val="1"/>
-                <w:sz w:val="18"/>
-                <w:szCs w:val="18"/>
-                <w:rtl w:val="0"/>
-              </w:rPr>
-              <w:t xml:space="preserve">ARQUITECTURA DE SOFTWARE </w:t>
+                <w:rtl w:val="0"/>
+              </w:rPr>
             </w:r>
           </w:p>
         </w:tc>
@@ -3115,13 +3332,8 @@
             </w:pPr>
             <w:r>
               <w:rPr>
-                <w:b w:val="1"/>
-                <w:bCs w:val="1"/>
-                <w:sz w:val="18"/>
-                <w:szCs w:val="18"/>
-                <w:rtl w:val="0"/>
-              </w:rPr>
-              <w:t xml:space="preserve">x</w:t>
+                <w:rtl w:val="0"/>
+              </w:rPr>
             </w:r>
           </w:p>
         </w:tc>
@@ -3196,13 +3408,8 @@
             </w:pPr>
             <w:r>
               <w:rPr>
-                <w:b w:val="1"/>
-                <w:bCs w:val="1"/>
-                <w:sz w:val="18"/>
-                <w:szCs w:val="18"/>
-                <w:rtl w:val="0"/>
-              </w:rPr>
-              <w:t xml:space="preserve">Me agrada la arquitectura creo tener mejor dominio en este área, diseñar el modelo del sistema para posteriormente pasar a la programación </w:t>
+                <w:rtl w:val="0"/>
+              </w:rPr>
             </w:r>
           </w:p>
         </w:tc>
@@ -3210,7 +3417,6 @@
       <w:tr>
         <w:trPr>
           <w:cantSplit w:val="0"/>
-          <w:trHeight w:val="576" w:hRule="atLeast"/>
           <w:tblHeader w:val="0"/>
         </w:trPr>
         <w:tc>
@@ -3227,13 +3433,8 @@
             </w:pPr>
             <w:r>
               <w:rPr>
-                <w:b w:val="1"/>
-                <w:bCs w:val="1"/>
-                <w:sz w:val="18"/>
-                <w:szCs w:val="18"/>
-                <w:rtl w:val="0"/>
-              </w:rPr>
-              <w:t xml:space="preserve">ANÁLISIS Y PLANIFICACIÓN DE REQUERIMIENTOS INFORMÁTICOS </w:t>
+                <w:rtl w:val="0"/>
+              </w:rPr>
             </w:r>
           </w:p>
         </w:tc>
@@ -3270,13 +3471,8 @@
             </w:pPr>
             <w:r>
               <w:rPr>
-                <w:b w:val="1"/>
-                <w:bCs w:val="1"/>
-                <w:sz w:val="18"/>
-                <w:szCs w:val="18"/>
-                <w:rtl w:val="0"/>
-              </w:rPr>
-              <w:t xml:space="preserve">x</w:t>
+                <w:rtl w:val="0"/>
+              </w:rPr>
             </w:r>
           </w:p>
         </w:tc>
@@ -3351,13 +3547,8 @@
             </w:pPr>
             <w:r>
               <w:rPr>
-                <w:b w:val="1"/>
-                <w:bCs w:val="1"/>
-                <w:sz w:val="18"/>
-                <w:szCs w:val="18"/>
-                <w:rtl w:val="0"/>
-              </w:rPr>
-              <w:t xml:space="preserve">Considero tener buen dominio para el analisis y planificacion de requerimientos de un sistema, disciplina clave para la gestión de un proyecto</w:t>
+                <w:rtl w:val="0"/>
+              </w:rPr>
             </w:r>
           </w:p>
         </w:tc>
@@ -3365,7 +3556,6 @@
       <w:tr>
         <w:trPr>
           <w:cantSplit w:val="0"/>
-          <w:trHeight w:val="591" w:hRule="atLeast"/>
           <w:tblHeader w:val="0"/>
         </w:trPr>
         <w:tc>
@@ -3382,13 +3572,8 @@
             </w:pPr>
             <w:r>
               <w:rPr>
-                <w:b w:val="1"/>
-                <w:bCs w:val="1"/>
-                <w:sz w:val="18"/>
-                <w:szCs w:val="18"/>
-                <w:rtl w:val="0"/>
-              </w:rPr>
-              <w:t xml:space="preserve">INTERNACIONAL EN INGLÉS INTERMEDIO ALTO </w:t>
+                <w:rtl w:val="0"/>
+              </w:rPr>
             </w:r>
           </w:p>
         </w:tc>
@@ -3444,13 +3629,8 @@
             </w:pPr>
             <w:r>
               <w:rPr>
-                <w:b w:val="1"/>
-                <w:bCs w:val="1"/>
-                <w:sz w:val="18"/>
-                <w:szCs w:val="18"/>
-                <w:rtl w:val="0"/>
-              </w:rPr>
-              <w:t xml:space="preserve">x</w:t>
+                <w:rtl w:val="0"/>
+              </w:rPr>
             </w:r>
           </w:p>
         </w:tc>
@@ -3506,13 +3686,8 @@
             </w:pPr>
             <w:r>
               <w:rPr>
-                <w:b w:val="1"/>
-                <w:bCs w:val="1"/>
-                <w:sz w:val="18"/>
-                <w:szCs w:val="18"/>
-                <w:rtl w:val="0"/>
-              </w:rPr>
-              <w:t xml:space="preserve">Dominio aceptable, puedo desenvolverme si debo hablar ingles</w:t>
+                <w:rtl w:val="0"/>
+              </w:rPr>
             </w:r>
           </w:p>
         </w:tc>
@@ -3520,7 +3695,6 @@
       <w:tr>
         <w:trPr>
           <w:cantSplit w:val="0"/>
-          <w:trHeight w:val="576" w:hRule="atLeast"/>
           <w:tblHeader w:val="0"/>
         </w:trPr>
         <w:tc>
@@ -3537,13 +3711,8 @@
             </w:pPr>
             <w:r>
               <w:rPr>
-                <w:b w:val="1"/>
-                <w:bCs w:val="1"/>
-                <w:sz w:val="18"/>
-                <w:szCs w:val="18"/>
-                <w:rtl w:val="0"/>
-              </w:rPr>
-              <w:t xml:space="preserve">GESTIÓN DE PROYECTOS INFORMÁTICOS </w:t>
+                <w:rtl w:val="0"/>
+              </w:rPr>
             </w:r>
           </w:p>
         </w:tc>
@@ -3608,6 +3777,25 @@
           <w:tcPr/>
           <w:p>
             <w:pPr>
+              <w:jc w:val="left"/>
+              <w:rPr>
+                <w:b w:val="1"/>
+                <w:bCs w:val="1"/>
+                <w:sz w:val="18"/>
+                <w:szCs w:val="18"/>
+              </w:rPr>
+            </w:pPr>
+            <w:r>
+              <w:rPr>
+                <w:rtl w:val="0"/>
+              </w:rPr>
+            </w:r>
+          </w:p>
+        </w:tc>
+        <w:tc>
+          <w:tcPr/>
+          <w:p>
+            <w:pPr>
               <w:jc w:val="center"/>
               <w:rPr>
                 <w:b w:val="1"/>
@@ -3618,13 +3806,8 @@
             </w:pPr>
             <w:r>
               <w:rPr>
-                <w:b w:val="1"/>
-                <w:bCs w:val="1"/>
-                <w:sz w:val="18"/>
-                <w:szCs w:val="18"/>
-                <w:rtl w:val="0"/>
-              </w:rPr>
-              <w:t xml:space="preserve">x</w:t>
+                <w:rtl w:val="0"/>
+              </w:rPr>
             </w:r>
           </w:p>
         </w:tc>
@@ -3644,30 +3827,6 @@
               <w:rPr>
                 <w:rtl w:val="0"/>
               </w:rPr>
-            </w:r>
-          </w:p>
-        </w:tc>
-        <w:tc>
-          <w:tcPr/>
-          <w:p>
-            <w:pPr>
-              <w:jc w:val="center"/>
-              <w:rPr>
-                <w:b w:val="1"/>
-                <w:bCs w:val="1"/>
-                <w:sz w:val="18"/>
-                <w:szCs w:val="18"/>
-              </w:rPr>
-            </w:pPr>
-            <w:r>
-              <w:rPr>
-                <w:b w:val="1"/>
-                <w:bCs w:val="1"/>
-                <w:sz w:val="18"/>
-                <w:szCs w:val="18"/>
-                <w:rtl w:val="0"/>
-              </w:rPr>
-              <w:t xml:space="preserve">Podría ser buen líder pero no me gusta tomar la responsabilidad de gestionarlo, si soy metodológico pero dominio insuficiente para el cargo  </w:t>
             </w:r>
           </w:p>
         </w:tc>
@@ -4322,12 +4481,12 @@
               <wp:inline distB="0" distT="0" distL="0" distR="0">
                 <wp:extent cx="1996440" cy="428625"/>
                 <wp:effectExtent b="0" l="0" r="0" t="0"/>
-                <wp:docPr descr="http://www.duoc.cl/normasgraficas/normasgraficas/marca-duoc/6logo-fondo-transparente/fondo-transparente.png" id="34" name="image1.png"/>
+                <wp:docPr descr="http://www.duoc.cl/normasgraficas/normasgraficas/marca-duoc/6logo-fondo-transparente/fondo-transparente.png" id="34" name="image2.png"/>
                 <a:graphic>
                   <a:graphicData uri="http://schemas.openxmlformats.org/drawingml/2006/picture">
                     <pic:pic>
                       <pic:nvPicPr>
-                        <pic:cNvPr descr="http://www.duoc.cl/normasgraficas/normasgraficas/marca-duoc/6logo-fondo-transparente/fondo-transparente.png" id="0" name="image1.png"/>
+                        <pic:cNvPr descr="http://www.duoc.cl/normasgraficas/normasgraficas/marca-duoc/6logo-fondo-transparente/fondo-transparente.png" id="0" name="image2.png"/>
                         <pic:cNvPicPr preferRelativeResize="0"/>
                       </pic:nvPicPr>
                       <pic:blipFill>
@@ -4512,12 +4671,12 @@
               <wp:inline distB="0" distT="0" distL="0" distR="0">
                 <wp:extent cx="363448" cy="578253"/>
                 <wp:effectExtent b="0" l="0" r="0" t="0"/>
-                <wp:docPr id="36" name="image2.png"/>
+                <wp:docPr id="36" name="image3.png"/>
                 <a:graphic>
                   <a:graphicData uri="http://schemas.openxmlformats.org/drawingml/2006/picture">
                     <pic:pic>
                       <pic:nvPicPr>
-                        <pic:cNvPr id="0" name="image2.png"/>
+                        <pic:cNvPr id="0" name="image3.png"/>
                         <pic:cNvPicPr preferRelativeResize="0"/>
                       </pic:nvPicPr>
                       <pic:blipFill>
@@ -4668,12 +4827,12 @@
               <wp:inline distB="0" distT="0" distL="0" distR="0">
                 <wp:extent cx="1908834" cy="470407"/>
                 <wp:effectExtent b="0" l="0" r="0" t="0"/>
-                <wp:docPr id="35" name="image3.png"/>
+                <wp:docPr id="35" name="image1.png"/>
                 <a:graphic>
                   <a:graphicData uri="http://schemas.openxmlformats.org/drawingml/2006/picture">
                     <pic:pic>
                       <pic:nvPicPr>
-                        <pic:cNvPr id="0" name="image3.png"/>
+                        <pic:cNvPr id="0" name="image1.png"/>
                         <pic:cNvPicPr preferRelativeResize="0"/>
                       </pic:nvPicPr>
                       <pic:blipFill>
